--- a/Course/2 Component 2 - Algorithms and Programming/2.1 Elements of Computational Thinking/2.1.4 Thinking Logically/3 Worksheet (editable).docx
+++ b/Course/2 Component 2 - Algorithms and Programming/2.1 Elements of Computational Thinking/2.1.4 Thinking Logically/3 Worksheet (editable).docx
@@ -7,62 +7,26 @@
         <w:pStyle w:val="Heading1"/>
       </w:pPr>
       <w:r>
+        <w:rPr>
+          <w:b w:val="0"/>
+          <w:i w:val="0"/>
+        </w:rPr>
         <w:t>Quiz — 2.1.4 Thinking Logically</w:t>
       </w:r>
     </w:p>
     <w:p>
       <w:r>
-        <w:t xml:space="preserve">Name: </w:t>
-      </w:r>
-      <w:r>
         <w:rPr>
-          <w:b/>
+          <w:b w:val="0"/>
+          <w:i w:val="0"/>
         </w:rPr>
-        <w:t>_</w:t>
-      </w:r>
-      <w:r>
-        <w:rPr>
-          <w:b/>
-        </w:rPr>
-        <w:t>_</w:t>
-      </w:r>
-      <w:r>
-        <w:rPr>
-          <w:b/>
-        </w:rPr>
-        <w:t>_</w:t>
-      </w:r>
-      <w:r>
-        <w:rPr>
-          <w:b/>
-        </w:rPr>
-        <w:t>_</w:t>
-      </w:r>
-      <w:r>
-        <w:rPr>
-          <w:b/>
-        </w:rPr>
-        <w:t xml:space="preserve">   Date: </w:t>
-      </w:r>
-      <w:r>
-        <w:rPr>
-          <w:b/>
-        </w:rPr>
-        <w:t>_</w:t>
-      </w:r>
-      <w:r>
-        <w:rPr>
-          <w:b/>
-        </w:rPr>
-        <w:t xml:space="preserve">_   Mark: </w:t>
-      </w:r>
-      <w:r>
-        <w:t>____ / 20</w:t>
+        <w:t>Name: ______________________   Date: __________   Mark: ______ / 20</w:t>
       </w:r>
     </w:p>
     <w:p>
       <w:r>
         <w:rPr>
+          <w:b w:val="0"/>
           <w:i/>
         </w:rPr>
         <w:t>OCR H446 · Component 02 · 2.1.4</w:t>
@@ -80,6 +44,10 @@
         <w:pStyle w:val="Heading2"/>
       </w:pPr>
       <w:r>
+        <w:rPr>
+          <w:b w:val="0"/>
+          <w:i w:val="0"/>
+        </w:rPr>
         <w:t>Section A — Multiple choice (6 marks)</w:t>
       </w:r>
     </w:p>
@@ -87,44 +55,74 @@
       <w:r>
         <w:rPr>
           <w:b/>
+          <w:i w:val="0"/>
         </w:rPr>
         <w:t>1.</w:t>
       </w:r>
       <w:r>
+        <w:rPr>
+          <w:b w:val="0"/>
+          <w:i w:val="0"/>
+        </w:rPr>
         <w:t xml:space="preserve"> In a program, a </w:t>
       </w:r>
       <w:r>
         <w:rPr>
+          <w:b w:val="0"/>
           <w:i/>
         </w:rPr>
         <w:t>decision point</w:t>
       </w:r>
       <w:r>
+        <w:rPr>
+          <w:b w:val="0"/>
+          <w:i w:val="0"/>
+        </w:rPr>
         <w:t xml:space="preserve"> is a place where:</w:t>
       </w:r>
     </w:p>
     <w:p>
       <w:r>
+        <w:rPr>
+          <w:b w:val="0"/>
+          <w:i w:val="0"/>
+        </w:rPr>
         <w:t>A. Data is stored in fast memory for reuse</w:t>
       </w:r>
     </w:p>
     <w:p>
       <w:r>
+        <w:rPr>
+          <w:b w:val="0"/>
+          <w:i w:val="0"/>
+        </w:rPr>
         <w:t>B. The flow of control branches depending on a condition</w:t>
       </w:r>
     </w:p>
     <w:p>
       <w:r>
+        <w:rPr>
+          <w:b w:val="0"/>
+          <w:i w:val="0"/>
+        </w:rPr>
         <w:t>C. A problem is broken into sub-procedures</w:t>
       </w:r>
     </w:p>
     <w:p>
       <w:r>
+        <w:rPr>
+          <w:b w:val="0"/>
+          <w:i w:val="0"/>
+        </w:rPr>
         <w:t>D. Two tasks run at the same time</w:t>
       </w:r>
     </w:p>
     <w:p>
       <w:r>
+        <w:rPr>
+          <w:b w:val="0"/>
+          <w:i w:val="0"/>
+        </w:rPr>
         <w:t>Your answer: ☐</w:t>
       </w:r>
     </w:p>
@@ -132,20 +130,31 @@
       <w:r>
         <w:rPr>
           <w:b/>
+          <w:i w:val="0"/>
         </w:rPr>
         <w:t>2.</w:t>
       </w:r>
       <w:r>
+        <w:rPr>
+          <w:b w:val="0"/>
+          <w:i w:val="0"/>
+        </w:rPr>
         <w:t xml:space="preserve"> A cinema offers a discount if the customer is under 16. The correct Boolean condition for the decision point is:</w:t>
       </w:r>
     </w:p>
     <w:p>
       <w:r>
+        <w:rPr>
+          <w:b w:val="0"/>
+          <w:i w:val="0"/>
+        </w:rPr>
         <w:t xml:space="preserve">A. </w:t>
       </w:r>
       <w:r>
         <w:rPr>
           <w:rFonts w:ascii="Consolas" w:hAnsi="Consolas"/>
+          <w:b w:val="0"/>
+          <w:i w:val="0"/>
           <w:sz w:val="19"/>
         </w:rPr>
         <w:t>IF age = 16</w:t>
@@ -153,11 +162,17 @@
     </w:p>
     <w:p>
       <w:r>
+        <w:rPr>
+          <w:b w:val="0"/>
+          <w:i w:val="0"/>
+        </w:rPr>
         <w:t xml:space="preserve">B. </w:t>
       </w:r>
       <w:r>
         <w:rPr>
           <w:rFonts w:ascii="Consolas" w:hAnsi="Consolas"/>
+          <w:b w:val="0"/>
+          <w:i w:val="0"/>
           <w:sz w:val="19"/>
         </w:rPr>
         <w:t>IF age &lt; 16</w:t>
@@ -165,11 +180,17 @@
     </w:p>
     <w:p>
       <w:r>
+        <w:rPr>
+          <w:b w:val="0"/>
+          <w:i w:val="0"/>
+        </w:rPr>
         <w:t xml:space="preserve">C. </w:t>
       </w:r>
       <w:r>
         <w:rPr>
           <w:rFonts w:ascii="Consolas" w:hAnsi="Consolas"/>
+          <w:b w:val="0"/>
+          <w:i w:val="0"/>
           <w:sz w:val="19"/>
         </w:rPr>
         <w:t>IF age &gt;= 16</w:t>
@@ -177,11 +198,17 @@
     </w:p>
     <w:p>
       <w:r>
+        <w:rPr>
+          <w:b w:val="0"/>
+          <w:i w:val="0"/>
+        </w:rPr>
         <w:t xml:space="preserve">D. </w:t>
       </w:r>
       <w:r>
         <w:rPr>
           <w:rFonts w:ascii="Consolas" w:hAnsi="Consolas"/>
+          <w:b w:val="0"/>
+          <w:i w:val="0"/>
           <w:sz w:val="19"/>
         </w:rPr>
         <w:t>IF age &gt; 16</w:t>
@@ -189,6 +216,10 @@
     </w:p>
     <w:p>
       <w:r>
+        <w:rPr>
+          <w:b w:val="0"/>
+          <w:i w:val="0"/>
+        </w:rPr>
         <w:t>Your answer: ☐</w:t>
       </w:r>
     </w:p>
@@ -196,54 +227,90 @@
       <w:r>
         <w:rPr>
           <w:b/>
+          <w:i w:val="0"/>
         </w:rPr>
         <w:t>3.</w:t>
       </w:r>
       <w:r>
+        <w:rPr>
+          <w:b w:val="0"/>
+          <w:i w:val="0"/>
+        </w:rPr>
         <w:t xml:space="preserve"> A booking system confirms a seat only when </w:t>
       </w:r>
       <w:r>
         <w:rPr>
           <w:rFonts w:ascii="Consolas" w:hAnsi="Consolas"/>
+          <w:b w:val="0"/>
+          <w:i w:val="0"/>
           <w:sz w:val="19"/>
         </w:rPr>
         <w:t>seatsRequested &lt;= seatsAvailable</w:t>
       </w:r>
       <w:r>
+        <w:rPr>
+          <w:b w:val="0"/>
+          <w:i w:val="0"/>
+        </w:rPr>
         <w:t xml:space="preserve">. What happens on the </w:t>
       </w:r>
       <w:r>
         <w:rPr>
           <w:b/>
+          <w:i w:val="0"/>
         </w:rPr>
         <w:t>FALSE</w:t>
       </w:r>
       <w:r>
+        <w:rPr>
+          <w:b w:val="0"/>
+          <w:i w:val="0"/>
+        </w:rPr>
         <w:t xml:space="preserve"> branch of this decision?</w:t>
       </w:r>
     </w:p>
     <w:p>
       <w:r>
+        <w:rPr>
+          <w:b w:val="0"/>
+          <w:i w:val="0"/>
+        </w:rPr>
         <w:t>A. The seats are booked successfully</w:t>
       </w:r>
     </w:p>
     <w:p>
       <w:r>
+        <w:rPr>
+          <w:b w:val="0"/>
+          <w:i w:val="0"/>
+        </w:rPr>
         <w:t>B. The booking is rejected / the user is told there are too few seats</w:t>
       </w:r>
     </w:p>
     <w:p>
       <w:r>
+        <w:rPr>
+          <w:b w:val="0"/>
+          <w:i w:val="0"/>
+        </w:rPr>
         <w:t>C. The seats are cached</w:t>
       </w:r>
     </w:p>
     <w:p>
       <w:r>
+        <w:rPr>
+          <w:b w:val="0"/>
+          <w:i w:val="0"/>
+        </w:rPr>
         <w:t>D. Nothing — there is no false branch</w:t>
       </w:r>
     </w:p>
     <w:p>
       <w:r>
+        <w:rPr>
+          <w:b w:val="0"/>
+          <w:i w:val="0"/>
+        </w:rPr>
         <w:t>Your answer: ☐</w:t>
       </w:r>
     </w:p>
@@ -251,35 +318,60 @@
       <w:r>
         <w:rPr>
           <w:b/>
+          <w:i w:val="0"/>
         </w:rPr>
         <w:t>4.</w:t>
       </w:r>
       <w:r>
+        <w:rPr>
+          <w:b w:val="0"/>
+          <w:i w:val="0"/>
+        </w:rPr>
         <w:t xml:space="preserve"> A thermostat turns the heating ON when the temperature is below 18°C, otherwise OFF. How many outcomes (branches) does this single decision point have?</w:t>
       </w:r>
     </w:p>
     <w:p>
       <w:r>
+        <w:rPr>
+          <w:b w:val="0"/>
+          <w:i w:val="0"/>
+        </w:rPr>
         <w:t>A. None</w:t>
       </w:r>
     </w:p>
     <w:p>
       <w:r>
+        <w:rPr>
+          <w:b w:val="0"/>
+          <w:i w:val="0"/>
+        </w:rPr>
         <w:t>B. One</w:t>
       </w:r>
     </w:p>
     <w:p>
       <w:r>
+        <w:rPr>
+          <w:b w:val="0"/>
+          <w:i w:val="0"/>
+        </w:rPr>
         <w:t>C. Two</w:t>
       </w:r>
     </w:p>
     <w:p>
       <w:r>
+        <w:rPr>
+          <w:b w:val="0"/>
+          <w:i w:val="0"/>
+        </w:rPr>
         <w:t>D. Four</w:t>
       </w:r>
     </w:p>
     <w:p>
       <w:r>
+        <w:rPr>
+          <w:b w:val="0"/>
+          <w:i w:val="0"/>
+        </w:rPr>
         <w:t>Your answer: ☐</w:t>
       </w:r>
     </w:p>
@@ -287,35 +379,60 @@
       <w:r>
         <w:rPr>
           <w:b/>
+          <w:i w:val="0"/>
         </w:rPr>
         <w:t>5.</w:t>
       </w:r>
       <w:r>
+        <w:rPr>
+          <w:b w:val="0"/>
+          <w:i w:val="0"/>
+        </w:rPr>
         <w:t xml:space="preserve"> A loop "repeat while there are more records to process" relies on a condition tested each iteration. This loop test is an example of:</w:t>
       </w:r>
     </w:p>
     <w:p>
       <w:r>
+        <w:rPr>
+          <w:b w:val="0"/>
+          <w:i w:val="0"/>
+        </w:rPr>
         <w:t>A. A reusable component</w:t>
       </w:r>
     </w:p>
     <w:p>
       <w:r>
+        <w:rPr>
+          <w:b w:val="0"/>
+          <w:i w:val="0"/>
+        </w:rPr>
         <w:t>B. A decision point controlling flow of control</w:t>
       </w:r>
     </w:p>
     <w:p>
       <w:r>
+        <w:rPr>
+          <w:b w:val="0"/>
+          <w:i w:val="0"/>
+        </w:rPr>
         <w:t>C. Abstraction</w:t>
       </w:r>
     </w:p>
     <w:p>
       <w:r>
+        <w:rPr>
+          <w:b w:val="0"/>
+          <w:i w:val="0"/>
+        </w:rPr>
         <w:t>D. A precondition that is only checked once</w:t>
       </w:r>
     </w:p>
     <w:p>
       <w:r>
+        <w:rPr>
+          <w:b w:val="0"/>
+          <w:i w:val="0"/>
+        </w:rPr>
         <w:t>Your answer: ☐</w:t>
       </w:r>
     </w:p>
@@ -323,20 +440,31 @@
       <w:r>
         <w:rPr>
           <w:b/>
+          <w:i w:val="0"/>
         </w:rPr>
         <w:t>6.</w:t>
       </w:r>
       <w:r>
+        <w:rPr>
+          <w:b w:val="0"/>
+          <w:i w:val="0"/>
+        </w:rPr>
         <w:t xml:space="preserve"> A login system locks the account after 3 failed attempts. The decision should fire when:</w:t>
       </w:r>
     </w:p>
     <w:p>
       <w:r>
+        <w:rPr>
+          <w:b w:val="0"/>
+          <w:i w:val="0"/>
+        </w:rPr>
         <w:t xml:space="preserve">A. </w:t>
       </w:r>
       <w:r>
         <w:rPr>
           <w:rFonts w:ascii="Consolas" w:hAnsi="Consolas"/>
+          <w:b w:val="0"/>
+          <w:i w:val="0"/>
           <w:sz w:val="19"/>
         </w:rPr>
         <w:t>IF attempts = 1</w:t>
@@ -344,11 +472,17 @@
     </w:p>
     <w:p>
       <w:r>
+        <w:rPr>
+          <w:b w:val="0"/>
+          <w:i w:val="0"/>
+        </w:rPr>
         <w:t xml:space="preserve">B. </w:t>
       </w:r>
       <w:r>
         <w:rPr>
           <w:rFonts w:ascii="Consolas" w:hAnsi="Consolas"/>
+          <w:b w:val="0"/>
+          <w:i w:val="0"/>
           <w:sz w:val="19"/>
         </w:rPr>
         <w:t>IF attempts &gt;= 3</w:t>
@@ -356,11 +490,17 @@
     </w:p>
     <w:p>
       <w:r>
+        <w:rPr>
+          <w:b w:val="0"/>
+          <w:i w:val="0"/>
+        </w:rPr>
         <w:t xml:space="preserve">C. </w:t>
       </w:r>
       <w:r>
         <w:rPr>
           <w:rFonts w:ascii="Consolas" w:hAnsi="Consolas"/>
+          <w:b w:val="0"/>
+          <w:i w:val="0"/>
           <w:sz w:val="19"/>
         </w:rPr>
         <w:t>IF attempts &lt; 3</w:t>
@@ -368,11 +508,17 @@
     </w:p>
     <w:p>
       <w:r>
+        <w:rPr>
+          <w:b w:val="0"/>
+          <w:i w:val="0"/>
+        </w:rPr>
         <w:t xml:space="preserve">D. </w:t>
       </w:r>
       <w:r>
         <w:rPr>
           <w:rFonts w:ascii="Consolas" w:hAnsi="Consolas"/>
+          <w:b w:val="0"/>
+          <w:i w:val="0"/>
           <w:sz w:val="19"/>
         </w:rPr>
         <w:t>IF attempts &lt;= 0</w:t>
@@ -380,6 +526,10 @@
     </w:p>
     <w:p>
       <w:r>
+        <w:rPr>
+          <w:b w:val="0"/>
+          <w:i w:val="0"/>
+        </w:rPr>
         <w:t>Your answer: ☐</w:t>
       </w:r>
     </w:p>
@@ -395,6 +545,10 @@
         <w:pStyle w:val="Heading2"/>
       </w:pPr>
       <w:r>
+        <w:rPr>
+          <w:b w:val="0"/>
+          <w:i w:val="0"/>
+        </w:rPr>
         <w:t>Section B — Short answer (9 marks)</w:t>
       </w:r>
     </w:p>
@@ -402,33 +556,49 @@
       <w:r>
         <w:rPr>
           <w:b/>
+          <w:i w:val="0"/>
         </w:rPr>
         <w:t>7.</w:t>
       </w:r>
       <w:r>
+        <w:rPr>
+          <w:b w:val="0"/>
+          <w:i w:val="0"/>
+        </w:rPr>
         <w:t xml:space="preserve"> A game awards a bonus life when a player's score reaches 1000 or more. Write the exact Boolean </w:t>
       </w:r>
       <w:r>
         <w:rPr>
           <w:b/>
+          <w:i w:val="0"/>
         </w:rPr>
         <w:t>condition</w:t>
       </w:r>
       <w:r>
+        <w:rPr>
+          <w:b w:val="0"/>
+          <w:i w:val="0"/>
+        </w:rPr>
         <w:t xml:space="preserve"> for this decision point and state the outcome of </w:t>
       </w:r>
       <w:r>
         <w:rPr>
           <w:b/>
+          <w:i w:val="0"/>
         </w:rPr>
         <w:t>both</w:t>
       </w:r>
       <w:r>
+        <w:rPr>
+          <w:b w:val="0"/>
+          <w:i w:val="0"/>
+        </w:rPr>
         <w:t xml:space="preserve"> branches. </w:t>
       </w:r>
       <w:r>
         <w:rPr>
           <w:b/>
+          <w:i w:val="0"/>
         </w:rPr>
         <w:t>[3]</w:t>
       </w:r>
@@ -490,24 +660,35 @@
       <w:r>
         <w:rPr>
           <w:b/>
+          <w:i w:val="0"/>
         </w:rPr>
         <w:t>8.</w:t>
       </w:r>
       <w:r>
+        <w:rPr>
+          <w:b w:val="0"/>
+          <w:i w:val="0"/>
+        </w:rPr>
         <w:t xml:space="preserve"> A car park barrier opens only if a ticket is valid </w:t>
       </w:r>
       <w:r>
         <w:rPr>
           <w:b/>
+          <w:i w:val="0"/>
         </w:rPr>
         <w:t>and</w:t>
       </w:r>
       <w:r>
+        <w:rPr>
+          <w:b w:val="0"/>
+          <w:i w:val="0"/>
+        </w:rPr>
         <w:t xml:space="preserve"> the fee has been paid. Write a suitable Boolean condition using a logical operator, and state what happens when the condition is false. </w:t>
       </w:r>
       <w:r>
         <w:rPr>
           <w:b/>
+          <w:i w:val="0"/>
         </w:rPr>
         <w:t>[2]</w:t>
       </w:r>
@@ -554,24 +735,35 @@
       <w:r>
         <w:rPr>
           <w:b/>
+          <w:i w:val="0"/>
         </w:rPr>
         <w:t>9.</w:t>
       </w:r>
       <w:r>
+        <w:rPr>
+          <w:b w:val="0"/>
+          <w:i w:val="0"/>
+        </w:rPr>
         <w:t xml:space="preserve"> Explain what is meant by </w:t>
       </w:r>
       <w:r>
         <w:rPr>
+          <w:b w:val="0"/>
           <w:i/>
         </w:rPr>
         <w:t>flow of control</w:t>
       </w:r>
       <w:r>
+        <w:rPr>
+          <w:b w:val="0"/>
+          <w:i w:val="0"/>
+        </w:rPr>
         <w:t xml:space="preserve"> and how decision points affect it, using a simple example. </w:t>
       </w:r>
       <w:r>
         <w:rPr>
           <w:b/>
+          <w:i w:val="0"/>
         </w:rPr>
         <w:t>[2]</w:t>
       </w:r>
@@ -618,25 +810,37 @@
       <w:r>
         <w:rPr>
           <w:b/>
+          <w:i w:val="0"/>
         </w:rPr>
         <w:t>10.</w:t>
       </w:r>
       <w:r>
+        <w:rPr>
+          <w:b w:val="0"/>
+          <w:i w:val="0"/>
+        </w:rPr>
         <w:t xml:space="preserve"> A shop offers free delivery when the basket total is over £50. A student writes </w:t>
       </w:r>
       <w:r>
         <w:rPr>
           <w:rFonts w:ascii="Consolas" w:hAnsi="Consolas"/>
+          <w:b w:val="0"/>
+          <w:i w:val="0"/>
           <w:sz w:val="19"/>
         </w:rPr>
         <w:t>IF total &gt; 50</w:t>
       </w:r>
       <w:r>
+        <w:rPr>
+          <w:b w:val="0"/>
+          <w:i w:val="0"/>
+        </w:rPr>
         <w:t xml:space="preserve">. State whether a £50 order qualifies under this condition, and rewrite the condition if free delivery should include exactly £50. </w:t>
       </w:r>
       <w:r>
         <w:rPr>
           <w:b/>
+          <w:i w:val="0"/>
         </w:rPr>
         <w:t>[2]</w:t>
       </w:r>
@@ -691,6 +895,10 @@
         <w:pStyle w:val="Heading2"/>
       </w:pPr>
       <w:r>
+        <w:rPr>
+          <w:b w:val="0"/>
+          <w:i w:val="0"/>
+        </w:rPr>
         <w:t>Section C — Applied question (5 marks)</w:t>
       </w:r>
     </w:p>
@@ -698,24 +906,35 @@
       <w:r>
         <w:rPr>
           <w:b/>
+          <w:i w:val="0"/>
         </w:rPr>
         <w:t>11.</w:t>
       </w:r>
       <w:r>
+        <w:rPr>
+          <w:b w:val="0"/>
+          <w:i w:val="0"/>
+        </w:rPr>
         <w:t xml:space="preserve"> A streaming service decides which version of a film to play. If the user has a premium subscription it streams in 4K; otherwise it streams in HD, unless the user's connection is slow (below 5 Mbps), in which case it always streams in SD regardless of subscription. Using </w:t>
       </w:r>
       <w:r>
         <w:rPr>
+          <w:b w:val="0"/>
           <w:i/>
         </w:rPr>
         <w:t>thinking logically</w:t>
       </w:r>
       <w:r>
+        <w:rPr>
+          <w:b w:val="0"/>
+          <w:i w:val="0"/>
+        </w:rPr>
         <w:t xml:space="preserve">, identify the decision points, write exact Boolean conditions for each, and state the outcome of each branch. </w:t>
       </w:r>
       <w:r>
         <w:rPr>
           <w:b/>
+          <w:i w:val="0"/>
         </w:rPr>
         <w:t>[5]</w:t>
       </w:r>

--- a/Course/2 Component 2 - Algorithms and Programming/2.1 Elements of Computational Thinking/2.1.4 Thinking Logically/3 Worksheet (editable).docx
+++ b/Course/2 Component 2 - Algorithms and Programming/2.1 Elements of Computational Thinking/2.1.4 Thinking Logically/3 Worksheet (editable).docx
@@ -603,38 +603,32 @@
         <w:t>[3]</w:t>
       </w:r>
     </w:p>
-    <w:p>
-      <w:pPr>
-        <w:spacing w:before="260"/>
-        <w:pBdr>
-          <w:bottom w:val="single" w:sz="4" w:space="1" w:color="AAB4C0"/>
-        </w:pBdr>
-      </w:pPr>
-    </w:p>
-    <w:p>
-      <w:pPr>
-        <w:spacing w:before="260"/>
-        <w:pBdr>
-          <w:bottom w:val="single" w:sz="4" w:space="1" w:color="AAB4C0"/>
-        </w:pBdr>
-      </w:pPr>
-    </w:p>
-    <w:p>
-      <w:pPr>
-        <w:spacing w:before="260"/>
-        <w:pBdr>
-          <w:bottom w:val="single" w:sz="4" w:space="1" w:color="AAB4C0"/>
-        </w:pBdr>
-      </w:pPr>
-    </w:p>
-    <w:p>
-      <w:pPr>
-        <w:spacing w:before="260"/>
-        <w:pBdr>
-          <w:bottom w:val="single" w:sz="4" w:space="1" w:color="AAB4C0"/>
-        </w:pBdr>
-      </w:pPr>
-    </w:p>
+    <w:tbl>
+      <w:tblPr>
+        <w:tblStyle w:val="TableGrid"/>
+        <w:tblW w:type="auto" w:w="0"/>
+        <w:tblLook w:firstColumn="1" w:firstRow="1" w:lastColumn="0" w:lastRow="0" w:noHBand="0" w:noVBand="1" w:val="04A0"/>
+      </w:tblPr>
+      <w:tblGrid>
+        <w:gridCol w:w="8640"/>
+      </w:tblGrid>
+      <w:tr>
+        <w:trPr>
+          <w:trHeight w:val="1360" w:hRule="atLeast"/>
+        </w:trPr>
+        <w:tc>
+          <w:tcPr>
+            <w:tcW w:type="dxa" w:w="8640"/>
+          </w:tcPr>
+          <w:p>
+            <w:pPr>
+              <w:spacing w:before="40"/>
+            </w:pPr>
+          </w:p>
+        </w:tc>
+      </w:tr>
+    </w:tbl>
+    <w:p/>
     <w:p>
       <w:pPr>
         <w:pBdr>
@@ -693,30 +687,32 @@
         <w:t>[2]</w:t>
       </w:r>
     </w:p>
-    <w:p>
-      <w:pPr>
-        <w:spacing w:before="260"/>
-        <w:pBdr>
-          <w:bottom w:val="single" w:sz="4" w:space="1" w:color="AAB4C0"/>
-        </w:pBdr>
-      </w:pPr>
-    </w:p>
-    <w:p>
-      <w:pPr>
-        <w:spacing w:before="260"/>
-        <w:pBdr>
-          <w:bottom w:val="single" w:sz="4" w:space="1" w:color="AAB4C0"/>
-        </w:pBdr>
-      </w:pPr>
-    </w:p>
-    <w:p>
-      <w:pPr>
-        <w:spacing w:before="260"/>
-        <w:pBdr>
-          <w:bottom w:val="single" w:sz="4" w:space="1" w:color="AAB4C0"/>
-        </w:pBdr>
-      </w:pPr>
-    </w:p>
+    <w:tbl>
+      <w:tblPr>
+        <w:tblStyle w:val="TableGrid"/>
+        <w:tblW w:type="auto" w:w="0"/>
+        <w:tblLook w:firstColumn="1" w:firstRow="1" w:lastColumn="0" w:lastRow="0" w:noHBand="0" w:noVBand="1" w:val="04A0"/>
+      </w:tblPr>
+      <w:tblGrid>
+        <w:gridCol w:w="8640"/>
+      </w:tblGrid>
+      <w:tr>
+        <w:trPr>
+          <w:trHeight w:val="1020" w:hRule="atLeast"/>
+        </w:trPr>
+        <w:tc>
+          <w:tcPr>
+            <w:tcW w:type="dxa" w:w="8640"/>
+          </w:tcPr>
+          <w:p>
+            <w:pPr>
+              <w:spacing w:before="40"/>
+            </w:pPr>
+          </w:p>
+        </w:tc>
+      </w:tr>
+    </w:tbl>
+    <w:p/>
     <w:p>
       <w:pPr>
         <w:pBdr>
@@ -768,30 +764,32 @@
         <w:t>[2]</w:t>
       </w:r>
     </w:p>
-    <w:p>
-      <w:pPr>
-        <w:spacing w:before="260"/>
-        <w:pBdr>
-          <w:bottom w:val="single" w:sz="4" w:space="1" w:color="AAB4C0"/>
-        </w:pBdr>
-      </w:pPr>
-    </w:p>
-    <w:p>
-      <w:pPr>
-        <w:spacing w:before="260"/>
-        <w:pBdr>
-          <w:bottom w:val="single" w:sz="4" w:space="1" w:color="AAB4C0"/>
-        </w:pBdr>
-      </w:pPr>
-    </w:p>
-    <w:p>
-      <w:pPr>
-        <w:spacing w:before="260"/>
-        <w:pBdr>
-          <w:bottom w:val="single" w:sz="4" w:space="1" w:color="AAB4C0"/>
-        </w:pBdr>
-      </w:pPr>
-    </w:p>
+    <w:tbl>
+      <w:tblPr>
+        <w:tblStyle w:val="TableGrid"/>
+        <w:tblW w:type="auto" w:w="0"/>
+        <w:tblLook w:firstColumn="1" w:firstRow="1" w:lastColumn="0" w:lastRow="0" w:noHBand="0" w:noVBand="1" w:val="04A0"/>
+      </w:tblPr>
+      <w:tblGrid>
+        <w:gridCol w:w="8640"/>
+      </w:tblGrid>
+      <w:tr>
+        <w:trPr>
+          <w:trHeight w:val="1020" w:hRule="atLeast"/>
+        </w:trPr>
+        <w:tc>
+          <w:tcPr>
+            <w:tcW w:type="dxa" w:w="8640"/>
+          </w:tcPr>
+          <w:p>
+            <w:pPr>
+              <w:spacing w:before="40"/>
+            </w:pPr>
+          </w:p>
+        </w:tc>
+      </w:tr>
+    </w:tbl>
+    <w:p/>
     <w:p>
       <w:pPr>
         <w:pBdr>
@@ -845,30 +843,32 @@
         <w:t>[2]</w:t>
       </w:r>
     </w:p>
-    <w:p>
-      <w:pPr>
-        <w:spacing w:before="260"/>
-        <w:pBdr>
-          <w:bottom w:val="single" w:sz="4" w:space="1" w:color="AAB4C0"/>
-        </w:pBdr>
-      </w:pPr>
-    </w:p>
-    <w:p>
-      <w:pPr>
-        <w:spacing w:before="260"/>
-        <w:pBdr>
-          <w:bottom w:val="single" w:sz="4" w:space="1" w:color="AAB4C0"/>
-        </w:pBdr>
-      </w:pPr>
-    </w:p>
-    <w:p>
-      <w:pPr>
-        <w:spacing w:before="260"/>
-        <w:pBdr>
-          <w:bottom w:val="single" w:sz="4" w:space="1" w:color="AAB4C0"/>
-        </w:pBdr>
-      </w:pPr>
-    </w:p>
+    <w:tbl>
+      <w:tblPr>
+        <w:tblStyle w:val="TableGrid"/>
+        <w:tblW w:type="auto" w:w="0"/>
+        <w:tblLook w:firstColumn="1" w:firstRow="1" w:lastColumn="0" w:lastRow="0" w:noHBand="0" w:noVBand="1" w:val="04A0"/>
+      </w:tblPr>
+      <w:tblGrid>
+        <w:gridCol w:w="8640"/>
+      </w:tblGrid>
+      <w:tr>
+        <w:trPr>
+          <w:trHeight w:val="1020" w:hRule="atLeast"/>
+        </w:trPr>
+        <w:tc>
+          <w:tcPr>
+            <w:tcW w:type="dxa" w:w="8640"/>
+          </w:tcPr>
+          <w:p>
+            <w:pPr>
+              <w:spacing w:before="40"/>
+            </w:pPr>
+          </w:p>
+        </w:tc>
+      </w:tr>
+    </w:tbl>
+    <w:p/>
     <w:p>
       <w:pPr>
         <w:pBdr>
@@ -939,62 +939,32 @@
         <w:t>[5]</w:t>
       </w:r>
     </w:p>
-    <w:p>
-      <w:pPr>
-        <w:spacing w:before="260"/>
-        <w:pBdr>
-          <w:bottom w:val="single" w:sz="4" w:space="1" w:color="AAB4C0"/>
-        </w:pBdr>
-      </w:pPr>
-    </w:p>
-    <w:p>
-      <w:pPr>
-        <w:spacing w:before="260"/>
-        <w:pBdr>
-          <w:bottom w:val="single" w:sz="4" w:space="1" w:color="AAB4C0"/>
-        </w:pBdr>
-      </w:pPr>
-    </w:p>
-    <w:p>
-      <w:pPr>
-        <w:spacing w:before="260"/>
-        <w:pBdr>
-          <w:bottom w:val="single" w:sz="4" w:space="1" w:color="AAB4C0"/>
-        </w:pBdr>
-      </w:pPr>
-    </w:p>
-    <w:p>
-      <w:pPr>
-        <w:spacing w:before="260"/>
-        <w:pBdr>
-          <w:bottom w:val="single" w:sz="4" w:space="1" w:color="AAB4C0"/>
-        </w:pBdr>
-      </w:pPr>
-    </w:p>
-    <w:p>
-      <w:pPr>
-        <w:spacing w:before="260"/>
-        <w:pBdr>
-          <w:bottom w:val="single" w:sz="4" w:space="1" w:color="AAB4C0"/>
-        </w:pBdr>
-      </w:pPr>
-    </w:p>
-    <w:p>
-      <w:pPr>
-        <w:spacing w:before="260"/>
-        <w:pBdr>
-          <w:bottom w:val="single" w:sz="4" w:space="1" w:color="AAB4C0"/>
-        </w:pBdr>
-      </w:pPr>
-    </w:p>
-    <w:p>
-      <w:pPr>
-        <w:spacing w:before="260"/>
-        <w:pBdr>
-          <w:bottom w:val="single" w:sz="4" w:space="1" w:color="AAB4C0"/>
-        </w:pBdr>
-      </w:pPr>
-    </w:p>
+    <w:tbl>
+      <w:tblPr>
+        <w:tblStyle w:val="TableGrid"/>
+        <w:tblW w:type="auto" w:w="0"/>
+        <w:tblLook w:firstColumn="1" w:firstRow="1" w:lastColumn="0" w:lastRow="0" w:noHBand="0" w:noVBand="1" w:val="04A0"/>
+      </w:tblPr>
+      <w:tblGrid>
+        <w:gridCol w:w="8640"/>
+      </w:tblGrid>
+      <w:tr>
+        <w:trPr>
+          <w:trHeight w:val="2380" w:hRule="atLeast"/>
+        </w:trPr>
+        <w:tc>
+          <w:tcPr>
+            <w:tcW w:type="dxa" w:w="8640"/>
+          </w:tcPr>
+          <w:p>
+            <w:pPr>
+              <w:spacing w:before="40"/>
+            </w:pPr>
+          </w:p>
+        </w:tc>
+      </w:tr>
+    </w:tbl>
+    <w:p/>
     <w:p>
       <w:pPr>
         <w:pBdr>
